--- a/streaming-lakehouse/blog_post.docx
+++ b/streaming-lakehouse/blog_post.docx
@@ -448,7 +448,7 @@
         <w:rPr>
           <w:rStyle w:val="VerbatimChar"/>
         </w:rPr>
-        <w:t xml:space="preserve">![Ride Hailing Map Overlay](assets/ride_hailing_case.png)</w:t>
+        <w:t xml:space="preserve">![Ride Hailing Map Overlay](assets/ride_sharing_detailed.png)</w:t>
       </w:r>
     </w:p>
     <w:p>
